--- a/03_Outputs/final scripts/pt/Module 1/1.1.3-pt.docx
+++ b/03_Outputs/final scripts/pt/Module 1/1.1.3-pt.docx
@@ -4,7 +4,7 @@
   <w:body>
     <w:p>
       <w:r>
-        <w:t xml:space="preserve">Bem-vindo à Lição 3 sobre o Panorama da Energia Sustentável.  </w:t>
+        <w:t xml:space="preserve">Bem-vindo à Lição 3 sobre O Panorama da Energia Sustentável.  </w:t>
       </w:r>
     </w:p>
     <w:p>
@@ -24,12 +24,12 @@
     </w:p>
     <w:p>
       <w:r>
-        <w:t xml:space="preserve">Você aprenderá sobre os benefícios da energia sustentável — desde melhorar a acessibilidade e segurança energética até aprimorar a saúde pública e criar milhões de novos empregos em todo o mundo.  </w:t>
+        <w:t xml:space="preserve">Você aprenderá sobre os benefícios da energia sustentável, desde melhorar a acessibilidade e segurança energética até aprimorar a saúde pública e criar milhões de novos empregos em todo o mundo.  </w:t>
       </w:r>
     </w:p>
     <w:p>
       <w:r>
-        <w:t xml:space="preserve">Prepare-se para descobrir como a energia sustentável está moldando o futuro do nosso planeta e sociedade.  </w:t>
+        <w:t xml:space="preserve">Descubra como a energia sustentável está moldando o futuro do nosso planeta e sociedade.  </w:t>
       </w:r>
     </w:p>
     <w:p>
